--- a/docs/XX区基层慢病居家康复服务体系建设专项债券申报方案.docx
+++ b/docs/XX区基层慢病居家康复服务体系建设专项债券申报方案.docx
@@ -3166,7 +3166,17 @@
         <w:rPr>
           <w:color w:val="1A477A"/>
         </w:rPr>
-        <w:t>5.1 项目收益来源</w:t>
+        <w:t>5.1 项目收益来源（卫健局非税收入）</w:t>
+      </w:r>
+    </w:p>
+    <w:p>
+      <w:r>
+        <w:rPr>
+          <w:rFonts w:ascii="SimSun" w:hAnsi="SimSun" w:eastAsia="SimSun"/>
+          <w:b w:val="0"/>
+          <w:sz w:val="22"/>
+        </w:rPr>
+        <w:t>本项目收益来源为运营服务中归入财政非税收入的部分，而非服务总定价。每项服务总价中，圆爱康按服务协议收取服务费，剩余部分进入卫健局非税收入专户，作为债券还款来源。</w:t>
       </w:r>
     </w:p>
     <w:tbl>
@@ -3176,14 +3186,17 @@
         <w:tblLook w:firstColumn="1" w:firstRow="1" w:lastColumn="0" w:lastRow="0" w:noHBand="0" w:noVBand="1" w:val="04A0"/>
       </w:tblPr>
       <w:tblGrid>
-        <w:gridCol w:w="2882"/>
-        <w:gridCol w:w="2882"/>
-        <w:gridCol w:w="2882"/>
+        <w:gridCol w:w="1441"/>
+        <w:gridCol w:w="1441"/>
+        <w:gridCol w:w="1441"/>
+        <w:gridCol w:w="1441"/>
+        <w:gridCol w:w="1441"/>
+        <w:gridCol w:w="1441"/>
       </w:tblGrid>
       <w:tr>
         <w:tc>
           <w:tcPr>
-            <w:tcW w:type="dxa" w:w="2882"/>
+            <w:tcW w:type="dxa" w:w="1441"/>
             <w:shd w:fill="2B579A"/>
           </w:tcPr>
           <w:p>
@@ -3194,13 +3207,13 @@
                 <w:color w:val="FFFFFF"/>
                 <w:sz w:val="19"/>
               </w:rPr>
-              <w:t>收益来源</w:t>
-            </w:r>
-          </w:p>
-        </w:tc>
-        <w:tc>
-          <w:tcPr>
-            <w:tcW w:type="dxa" w:w="2882"/>
+              <w:t>服务类型</w:t>
+            </w:r>
+          </w:p>
+        </w:tc>
+        <w:tc>
+          <w:tcPr>
+            <w:tcW w:type="dxa" w:w="1441"/>
             <w:shd w:fill="2B579A"/>
           </w:tcPr>
           <w:p>
@@ -3211,13 +3224,13 @@
                 <w:color w:val="FFFFFF"/>
                 <w:sz w:val="19"/>
               </w:rPr>
-              <w:t>计算依据</w:t>
-            </w:r>
-          </w:p>
-        </w:tc>
-        <w:tc>
-          <w:tcPr>
-            <w:tcW w:type="dxa" w:w="2882"/>
+              <w:t>服务总价（元/人）</w:t>
+            </w:r>
+          </w:p>
+        </w:tc>
+        <w:tc>
+          <w:tcPr>
+            <w:tcW w:type="dxa" w:w="1441"/>
             <w:shd w:fill="2B579A"/>
           </w:tcPr>
           <w:p>
@@ -3228,7 +3241,58 @@
                 <w:color w:val="FFFFFF"/>
                 <w:sz w:val="19"/>
               </w:rPr>
-              <w:t>年度收益（万元）</w:t>
+              <w:t>圆爱康收取（元）</w:t>
+            </w:r>
+          </w:p>
+        </w:tc>
+        <w:tc>
+          <w:tcPr>
+            <w:tcW w:type="dxa" w:w="1441"/>
+            <w:shd w:fill="2B579A"/>
+          </w:tcPr>
+          <w:p>
+            <w:r>
+              <w:rPr>
+                <w:rFonts w:ascii="SimSun" w:hAnsi="SimSun" w:eastAsia="SimSun"/>
+                <w:b/>
+                <w:color w:val="FFFFFF"/>
+                <w:sz w:val="19"/>
+              </w:rPr>
+              <w:t>**卫健局非税收入（元）**</w:t>
+            </w:r>
+          </w:p>
+        </w:tc>
+        <w:tc>
+          <w:tcPr>
+            <w:tcW w:type="dxa" w:w="1441"/>
+            <w:shd w:fill="2B579A"/>
+          </w:tcPr>
+          <w:p>
+            <w:r>
+              <w:rPr>
+                <w:rFonts w:ascii="SimSun" w:hAnsi="SimSun" w:eastAsia="SimSun"/>
+                <w:b/>
+                <w:color w:val="FFFFFF"/>
+                <w:sz w:val="19"/>
+              </w:rPr>
+              <w:t>年度服务量</w:t>
+            </w:r>
+          </w:p>
+        </w:tc>
+        <w:tc>
+          <w:tcPr>
+            <w:tcW w:type="dxa" w:w="1441"/>
+            <w:shd w:fill="2B579A"/>
+          </w:tcPr>
+          <w:p>
+            <w:r>
+              <w:rPr>
+                <w:rFonts w:ascii="SimSun" w:hAnsi="SimSun" w:eastAsia="SimSun"/>
+                <w:b/>
+                <w:color w:val="FFFFFF"/>
+                <w:sz w:val="19"/>
+              </w:rPr>
+              <w:t>**卫健局年度非税收入（万元）**</w:t>
             </w:r>
           </w:p>
         </w:tc>
@@ -3236,43 +3300,85 @@
       <w:tr>
         <w:tc>
           <w:tcPr>
-            <w:tcW w:type="dxa" w:w="2882"/>
-          </w:tcPr>
-          <w:p>
-            <w:r>
-              <w:rPr>
-                <w:rFonts w:ascii="SimSun" w:hAnsi="SimSun" w:eastAsia="SimSun"/>
-                <w:sz w:val="19"/>
-              </w:rPr>
-              <w:t>居家康复服务非税收入（盆底）</w:t>
-            </w:r>
-          </w:p>
-        </w:tc>
-        <w:tc>
-          <w:tcPr>
-            <w:tcW w:type="dxa" w:w="2882"/>
-          </w:tcPr>
-          <w:p>
-            <w:r>
-              <w:rPr>
-                <w:rFonts w:ascii="SimSun" w:hAnsi="SimSun" w:eastAsia="SimSun"/>
-                <w:sz w:val="19"/>
-              </w:rPr>
-              <w:t>2,200元/人 × 500人/年</w:t>
-            </w:r>
-          </w:p>
-        </w:tc>
-        <w:tc>
-          <w:tcPr>
-            <w:tcW w:type="dxa" w:w="2882"/>
-          </w:tcPr>
-          <w:p>
-            <w:r>
-              <w:rPr>
-                <w:rFonts w:ascii="SimSun" w:hAnsi="SimSun" w:eastAsia="SimSun"/>
-                <w:sz w:val="19"/>
-              </w:rPr>
-              <w:t>110</w:t>
+            <w:tcW w:type="dxa" w:w="1441"/>
+          </w:tcPr>
+          <w:p>
+            <w:r>
+              <w:rPr>
+                <w:rFonts w:ascii="SimSun" w:hAnsi="SimSun" w:eastAsia="SimSun"/>
+                <w:sz w:val="19"/>
+              </w:rPr>
+              <w:t>盆底居家康复服务包</w:t>
+            </w:r>
+          </w:p>
+        </w:tc>
+        <w:tc>
+          <w:tcPr>
+            <w:tcW w:type="dxa" w:w="1441"/>
+          </w:tcPr>
+          <w:p>
+            <w:r>
+              <w:rPr>
+                <w:rFonts w:ascii="SimSun" w:hAnsi="SimSun" w:eastAsia="SimSun"/>
+                <w:sz w:val="19"/>
+              </w:rPr>
+              <w:t>2,200</w:t>
+            </w:r>
+          </w:p>
+        </w:tc>
+        <w:tc>
+          <w:tcPr>
+            <w:tcW w:type="dxa" w:w="1441"/>
+          </w:tcPr>
+          <w:p>
+            <w:r>
+              <w:rPr>
+                <w:rFonts w:ascii="SimSun" w:hAnsi="SimSun" w:eastAsia="SimSun"/>
+                <w:sz w:val="19"/>
+              </w:rPr>
+              <w:t>1,100</w:t>
+            </w:r>
+          </w:p>
+        </w:tc>
+        <w:tc>
+          <w:tcPr>
+            <w:tcW w:type="dxa" w:w="1441"/>
+          </w:tcPr>
+          <w:p>
+            <w:r>
+              <w:rPr>
+                <w:rFonts w:ascii="SimSun" w:hAnsi="SimSun" w:eastAsia="SimSun"/>
+                <w:sz w:val="19"/>
+              </w:rPr>
+              <w:t>**1,100**</w:t>
+            </w:r>
+          </w:p>
+        </w:tc>
+        <w:tc>
+          <w:tcPr>
+            <w:tcW w:type="dxa" w:w="1441"/>
+          </w:tcPr>
+          <w:p>
+            <w:r>
+              <w:rPr>
+                <w:rFonts w:ascii="SimSun" w:hAnsi="SimSun" w:eastAsia="SimSun"/>
+                <w:sz w:val="19"/>
+              </w:rPr>
+              <w:t>500人</w:t>
+            </w:r>
+          </w:p>
+        </w:tc>
+        <w:tc>
+          <w:tcPr>
+            <w:tcW w:type="dxa" w:w="1441"/>
+          </w:tcPr>
+          <w:p>
+            <w:r>
+              <w:rPr>
+                <w:rFonts w:ascii="SimSun" w:hAnsi="SimSun" w:eastAsia="SimSun"/>
+                <w:sz w:val="19"/>
+              </w:rPr>
+              <w:t>**55**</w:t>
             </w:r>
           </w:p>
         </w:tc>
@@ -3280,43 +3386,85 @@
       <w:tr>
         <w:tc>
           <w:tcPr>
-            <w:tcW w:type="dxa" w:w="2882"/>
-          </w:tcPr>
-          <w:p>
-            <w:r>
-              <w:rPr>
-                <w:rFonts w:ascii="SimSun" w:hAnsi="SimSun" w:eastAsia="SimSun"/>
-                <w:sz w:val="19"/>
-              </w:rPr>
-              <w:t>居家康复服务非税收入（心脏/其他）</w:t>
-            </w:r>
-          </w:p>
-        </w:tc>
-        <w:tc>
-          <w:tcPr>
-            <w:tcW w:type="dxa" w:w="2882"/>
-          </w:tcPr>
-          <w:p>
-            <w:r>
-              <w:rPr>
-                <w:rFonts w:ascii="SimSun" w:hAnsi="SimSun" w:eastAsia="SimSun"/>
-                <w:sz w:val="19"/>
-              </w:rPr>
-              <w:t>1,600元/人 × 400人/年</w:t>
-            </w:r>
-          </w:p>
-        </w:tc>
-        <w:tc>
-          <w:tcPr>
-            <w:tcW w:type="dxa" w:w="2882"/>
-          </w:tcPr>
-          <w:p>
-            <w:r>
-              <w:rPr>
-                <w:rFonts w:ascii="SimSun" w:hAnsi="SimSun" w:eastAsia="SimSun"/>
-                <w:sz w:val="19"/>
-              </w:rPr>
-              <w:t>64</w:t>
+            <w:tcW w:type="dxa" w:w="1441"/>
+          </w:tcPr>
+          <w:p>
+            <w:r>
+              <w:rPr>
+                <w:rFonts w:ascii="SimSun" w:hAnsi="SimSun" w:eastAsia="SimSun"/>
+                <w:sz w:val="19"/>
+              </w:rPr>
+              <w:t>心脏/贴片电刺激康复服务包</w:t>
+            </w:r>
+          </w:p>
+        </w:tc>
+        <w:tc>
+          <w:tcPr>
+            <w:tcW w:type="dxa" w:w="1441"/>
+          </w:tcPr>
+          <w:p>
+            <w:r>
+              <w:rPr>
+                <w:rFonts w:ascii="SimSun" w:hAnsi="SimSun" w:eastAsia="SimSun"/>
+                <w:sz w:val="19"/>
+              </w:rPr>
+              <w:t>1,600</w:t>
+            </w:r>
+          </w:p>
+        </w:tc>
+        <w:tc>
+          <w:tcPr>
+            <w:tcW w:type="dxa" w:w="1441"/>
+          </w:tcPr>
+          <w:p>
+            <w:r>
+              <w:rPr>
+                <w:rFonts w:ascii="SimSun" w:hAnsi="SimSun" w:eastAsia="SimSun"/>
+                <w:sz w:val="19"/>
+              </w:rPr>
+              <w:t>800</w:t>
+            </w:r>
+          </w:p>
+        </w:tc>
+        <w:tc>
+          <w:tcPr>
+            <w:tcW w:type="dxa" w:w="1441"/>
+          </w:tcPr>
+          <w:p>
+            <w:r>
+              <w:rPr>
+                <w:rFonts w:ascii="SimSun" w:hAnsi="SimSun" w:eastAsia="SimSun"/>
+                <w:sz w:val="19"/>
+              </w:rPr>
+              <w:t>**800**</w:t>
+            </w:r>
+          </w:p>
+        </w:tc>
+        <w:tc>
+          <w:tcPr>
+            <w:tcW w:type="dxa" w:w="1441"/>
+          </w:tcPr>
+          <w:p>
+            <w:r>
+              <w:rPr>
+                <w:rFonts w:ascii="SimSun" w:hAnsi="SimSun" w:eastAsia="SimSun"/>
+                <w:sz w:val="19"/>
+              </w:rPr>
+              <w:t>400人</w:t>
+            </w:r>
+          </w:p>
+        </w:tc>
+        <w:tc>
+          <w:tcPr>
+            <w:tcW w:type="dxa" w:w="1441"/>
+          </w:tcPr>
+          <w:p>
+            <w:r>
+              <w:rPr>
+                <w:rFonts w:ascii="SimSun" w:hAnsi="SimSun" w:eastAsia="SimSun"/>
+                <w:sz w:val="19"/>
+              </w:rPr>
+              <w:t>**32**</w:t>
             </w:r>
           </w:p>
         </w:tc>
@@ -3324,43 +3472,85 @@
       <w:tr>
         <w:tc>
           <w:tcPr>
-            <w:tcW w:type="dxa" w:w="2882"/>
-          </w:tcPr>
-          <w:p>
-            <w:r>
-              <w:rPr>
-                <w:rFonts w:ascii="SimSun" w:hAnsi="SimSun" w:eastAsia="SimSun"/>
-                <w:sz w:val="19"/>
-              </w:rPr>
-              <w:t>社区筛查服务收入</w:t>
-            </w:r>
-          </w:p>
-        </w:tc>
-        <w:tc>
-          <w:tcPr>
-            <w:tcW w:type="dxa" w:w="2882"/>
-          </w:tcPr>
-          <w:p>
-            <w:r>
-              <w:rPr>
-                <w:rFonts w:ascii="SimSun" w:hAnsi="SimSun" w:eastAsia="SimSun"/>
-                <w:sz w:val="19"/>
-              </w:rPr>
-              <w:t>200元/人次 × 2,000人次/年</w:t>
-            </w:r>
-          </w:p>
-        </w:tc>
-        <w:tc>
-          <w:tcPr>
-            <w:tcW w:type="dxa" w:w="2882"/>
-          </w:tcPr>
-          <w:p>
-            <w:r>
-              <w:rPr>
-                <w:rFonts w:ascii="SimSun" w:hAnsi="SimSun" w:eastAsia="SimSun"/>
-                <w:sz w:val="19"/>
-              </w:rPr>
-              <w:t>40</w:t>
+            <w:tcW w:type="dxa" w:w="1441"/>
+          </w:tcPr>
+          <w:p>
+            <w:r>
+              <w:rPr>
+                <w:rFonts w:ascii="SimSun" w:hAnsi="SimSun" w:eastAsia="SimSun"/>
+                <w:sz w:val="19"/>
+              </w:rPr>
+              <w:t>社区筛查评估服务</w:t>
+            </w:r>
+          </w:p>
+        </w:tc>
+        <w:tc>
+          <w:tcPr>
+            <w:tcW w:type="dxa" w:w="1441"/>
+          </w:tcPr>
+          <w:p>
+            <w:r>
+              <w:rPr>
+                <w:rFonts w:ascii="SimSun" w:hAnsi="SimSun" w:eastAsia="SimSun"/>
+                <w:sz w:val="19"/>
+              </w:rPr>
+              <w:t>200</w:t>
+            </w:r>
+          </w:p>
+        </w:tc>
+        <w:tc>
+          <w:tcPr>
+            <w:tcW w:type="dxa" w:w="1441"/>
+          </w:tcPr>
+          <w:p>
+            <w:r>
+              <w:rPr>
+                <w:rFonts w:ascii="SimSun" w:hAnsi="SimSun" w:eastAsia="SimSun"/>
+                <w:sz w:val="19"/>
+              </w:rPr>
+              <w:t>100</w:t>
+            </w:r>
+          </w:p>
+        </w:tc>
+        <w:tc>
+          <w:tcPr>
+            <w:tcW w:type="dxa" w:w="1441"/>
+          </w:tcPr>
+          <w:p>
+            <w:r>
+              <w:rPr>
+                <w:rFonts w:ascii="SimSun" w:hAnsi="SimSun" w:eastAsia="SimSun"/>
+                <w:sz w:val="19"/>
+              </w:rPr>
+              <w:t>**100**</w:t>
+            </w:r>
+          </w:p>
+        </w:tc>
+        <w:tc>
+          <w:tcPr>
+            <w:tcW w:type="dxa" w:w="1441"/>
+          </w:tcPr>
+          <w:p>
+            <w:r>
+              <w:rPr>
+                <w:rFonts w:ascii="SimSun" w:hAnsi="SimSun" w:eastAsia="SimSun"/>
+                <w:sz w:val="19"/>
+              </w:rPr>
+              <w:t>2,000人次</w:t>
+            </w:r>
+          </w:p>
+        </w:tc>
+        <w:tc>
+          <w:tcPr>
+            <w:tcW w:type="dxa" w:w="1441"/>
+          </w:tcPr>
+          <w:p>
+            <w:r>
+              <w:rPr>
+                <w:rFonts w:ascii="SimSun" w:hAnsi="SimSun" w:eastAsia="SimSun"/>
+                <w:sz w:val="19"/>
+              </w:rPr>
+              <w:t>**20**</w:t>
             </w:r>
           </w:p>
         </w:tc>
@@ -3368,35 +3558,53 @@
       <w:tr>
         <w:tc>
           <w:tcPr>
-            <w:tcW w:type="dxa" w:w="2882"/>
-          </w:tcPr>
-          <w:p>
-            <w:r>
-              <w:rPr>
-                <w:rFonts w:ascii="SimSun" w:hAnsi="SimSun" w:eastAsia="SimSun"/>
-                <w:sz w:val="19"/>
-              </w:rPr>
-              <w:t>**年度运营收益小计**</w:t>
-            </w:r>
-          </w:p>
-        </w:tc>
-        <w:tc>
-          <w:tcPr>
-            <w:tcW w:type="dxa" w:w="2882"/>
-          </w:tcPr>
-          <w:p>
-            <w:r>
-              <w:rPr>
-                <w:rFonts w:ascii="SimSun" w:hAnsi="SimSun" w:eastAsia="SimSun"/>
-                <w:sz w:val="19"/>
-              </w:rPr>
-              <w:t>**214**</w:t>
-            </w:r>
-          </w:p>
-        </w:tc>
-        <w:tc>
-          <w:tcPr>
-            <w:tcW w:type="dxa" w:w="2882"/>
+            <w:tcW w:type="dxa" w:w="1441"/>
+          </w:tcPr>
+          <w:p>
+            <w:r>
+              <w:rPr>
+                <w:rFonts w:ascii="SimSun" w:hAnsi="SimSun" w:eastAsia="SimSun"/>
+                <w:sz w:val="19"/>
+              </w:rPr>
+              <w:t>**卫健局年度非税收入合计**</w:t>
+            </w:r>
+          </w:p>
+        </w:tc>
+        <w:tc>
+          <w:tcPr>
+            <w:tcW w:type="dxa" w:w="1441"/>
+          </w:tcPr>
+          <w:p>
+            <w:r>
+              <w:rPr>
+                <w:rFonts w:ascii="SimSun" w:hAnsi="SimSun" w:eastAsia="SimSun"/>
+                <w:sz w:val="19"/>
+              </w:rPr>
+              <w:t>**107**</w:t>
+            </w:r>
+          </w:p>
+        </w:tc>
+        <w:tc>
+          <w:tcPr>
+            <w:tcW w:type="dxa" w:w="1441"/>
+          </w:tcPr>
+          <w:p/>
+        </w:tc>
+        <w:tc>
+          <w:tcPr>
+            <w:tcW w:type="dxa" w:w="1441"/>
+          </w:tcPr>
+          <w:p/>
+        </w:tc>
+        <w:tc>
+          <w:tcPr>
+            <w:tcW w:type="dxa" w:w="1441"/>
+          </w:tcPr>
+          <w:p/>
+        </w:tc>
+        <w:tc>
+          <w:tcPr>
+            <w:tcW w:type="dxa" w:w="1441"/>
           </w:tcPr>
           <w:p/>
         </w:tc>
@@ -3404,49 +3612,72 @@
       <w:tr>
         <w:tc>
           <w:tcPr>
-            <w:tcW w:type="dxa" w:w="2882"/>
-          </w:tcPr>
-          <w:p>
-            <w:r>
-              <w:rPr>
-                <w:rFonts w:ascii="SimSun" w:hAnsi="SimSun" w:eastAsia="SimSun"/>
-                <w:sz w:val="19"/>
-              </w:rPr>
-              <w:t>**项目运营期总收益（10年）**</w:t>
-            </w:r>
-          </w:p>
-        </w:tc>
-        <w:tc>
-          <w:tcPr>
-            <w:tcW w:type="dxa" w:w="2882"/>
-          </w:tcPr>
-          <w:p>
-            <w:r>
-              <w:rPr>
-                <w:rFonts w:ascii="SimSun" w:hAnsi="SimSun" w:eastAsia="SimSun"/>
-                <w:sz w:val="19"/>
-              </w:rPr>
-              <w:t>**214 × 10年**</w:t>
-            </w:r>
-          </w:p>
-        </w:tc>
-        <w:tc>
-          <w:tcPr>
-            <w:tcW w:type="dxa" w:w="2882"/>
-          </w:tcPr>
-          <w:p>
-            <w:r>
-              <w:rPr>
-                <w:rFonts w:ascii="SimSun" w:hAnsi="SimSun" w:eastAsia="SimSun"/>
-                <w:sz w:val="19"/>
-              </w:rPr>
-              <w:t>**2,140**</w:t>
-            </w:r>
-          </w:p>
+            <w:tcW w:type="dxa" w:w="1441"/>
+          </w:tcPr>
+          <w:p>
+            <w:r>
+              <w:rPr>
+                <w:rFonts w:ascii="SimSun" w:hAnsi="SimSun" w:eastAsia="SimSun"/>
+                <w:sz w:val="19"/>
+              </w:rPr>
+              <w:t>**运营期总收益（10年）**</w:t>
+            </w:r>
+          </w:p>
+        </w:tc>
+        <w:tc>
+          <w:tcPr>
+            <w:tcW w:type="dxa" w:w="1441"/>
+          </w:tcPr>
+          <w:p>
+            <w:r>
+              <w:rPr>
+                <w:rFonts w:ascii="SimSun" w:hAnsi="SimSun" w:eastAsia="SimSun"/>
+                <w:sz w:val="19"/>
+              </w:rPr>
+              <w:t>**1,070**</w:t>
+            </w:r>
+          </w:p>
+        </w:tc>
+        <w:tc>
+          <w:tcPr>
+            <w:tcW w:type="dxa" w:w="1441"/>
+          </w:tcPr>
+          <w:p/>
+        </w:tc>
+        <w:tc>
+          <w:tcPr>
+            <w:tcW w:type="dxa" w:w="1441"/>
+          </w:tcPr>
+          <w:p/>
+        </w:tc>
+        <w:tc>
+          <w:tcPr>
+            <w:tcW w:type="dxa" w:w="1441"/>
+          </w:tcPr>
+          <w:p/>
+        </w:tc>
+        <w:tc>
+          <w:tcPr>
+            <w:tcW w:type="dxa" w:w="1441"/>
+          </w:tcPr>
+          <w:p/>
         </w:tc>
       </w:tr>
     </w:tbl>
     <w:p/>
+    <w:p>
+      <w:pPr>
+        <w:ind w:left="283"/>
+      </w:pPr>
+      <w:r>
+        <w:rPr>
+          <w:i/>
+          <w:color w:val="555555"/>
+          <w:sz w:val="20"/>
+        </w:rPr>
+        <w:t>⚠️ 注意区分：2,200元是服务总价，其中仅1,100元进入卫健局非税收入。设备采购（286万元）是专项债资金的支出用途，不是卫健局的收益。</w:t>
+      </w:r>
+    </w:p>
     <w:p>
       <w:pPr>
         <w:pStyle w:val="Heading3"/>
@@ -3582,7 +3813,7 @@
                 <w:color w:val="FFFFFF"/>
                 <w:sz w:val="19"/>
               </w:rPr>
-              <w:t>项目收益（万元）</w:t>
+              <w:t>卫健局非税收入（万元）</w:t>
             </w:r>
           </w:p>
         </w:tc>
@@ -3599,7 +3830,7 @@
                 <w:color w:val="FFFFFF"/>
                 <w:sz w:val="19"/>
               </w:rPr>
-              <w:t>覆盖倍数</w:t>
+              <w:t>偿债覆盖率</w:t>
             </w:r>
           </w:p>
         </w:tc>
@@ -3685,7 +3916,7 @@
                 <w:rFonts w:ascii="SimSun" w:hAnsi="SimSun" w:eastAsia="SimSun"/>
                 <w:sz w:val="19"/>
               </w:rPr>
-              <w:t>214</w:t>
+              <w:t>107</w:t>
             </w:r>
           </w:p>
         </w:tc>
@@ -3699,7 +3930,7 @@
                 <w:rFonts w:ascii="SimSun" w:hAnsi="SimSun" w:eastAsia="SimSun"/>
                 <w:sz w:val="19"/>
               </w:rPr>
-              <w:t>14.27</w:t>
+              <w:t>713%</w:t>
             </w:r>
           </w:p>
         </w:tc>
@@ -3785,7 +4016,7 @@
                 <w:rFonts w:ascii="SimSun" w:hAnsi="SimSun" w:eastAsia="SimSun"/>
                 <w:sz w:val="19"/>
               </w:rPr>
-              <w:t>214</w:t>
+              <w:t>107</w:t>
             </w:r>
           </w:p>
         </w:tc>
@@ -3799,7 +4030,7 @@
                 <w:rFonts w:ascii="SimSun" w:hAnsi="SimSun" w:eastAsia="SimSun"/>
                 <w:sz w:val="19"/>
               </w:rPr>
-              <w:t>14.27</w:t>
+              <w:t>713%</w:t>
             </w:r>
           </w:p>
         </w:tc>
@@ -3885,7 +4116,7 @@
                 <w:rFonts w:ascii="SimSun" w:hAnsi="SimSun" w:eastAsia="SimSun"/>
                 <w:sz w:val="19"/>
               </w:rPr>
-              <w:t>214</w:t>
+              <w:t>107</w:t>
             </w:r>
           </w:p>
         </w:tc>
@@ -3899,7 +4130,7 @@
                 <w:rFonts w:ascii="SimSun" w:hAnsi="SimSun" w:eastAsia="SimSun"/>
                 <w:sz w:val="19"/>
               </w:rPr>
-              <w:t>14.27</w:t>
+              <w:t>713%</w:t>
             </w:r>
           </w:p>
         </w:tc>
@@ -3985,7 +4216,7 @@
                 <w:rFonts w:ascii="SimSun" w:hAnsi="SimSun" w:eastAsia="SimSun"/>
                 <w:sz w:val="19"/>
               </w:rPr>
-              <w:t>214</w:t>
+              <w:t>107</w:t>
             </w:r>
           </w:p>
         </w:tc>
@@ -3999,7 +4230,7 @@
                 <w:rFonts w:ascii="SimSun" w:hAnsi="SimSun" w:eastAsia="SimSun"/>
                 <w:sz w:val="19"/>
               </w:rPr>
-              <w:t>3.29</w:t>
+              <w:t>165%</w:t>
             </w:r>
           </w:p>
         </w:tc>
@@ -4085,7 +4316,7 @@
                 <w:rFonts w:ascii="SimSun" w:hAnsi="SimSun" w:eastAsia="SimSun"/>
                 <w:sz w:val="19"/>
               </w:rPr>
-              <w:t>214</w:t>
+              <w:t>107</w:t>
             </w:r>
           </w:p>
         </w:tc>
@@ -4099,7 +4330,7 @@
                 <w:rFonts w:ascii="SimSun" w:hAnsi="SimSun" w:eastAsia="SimSun"/>
                 <w:sz w:val="19"/>
               </w:rPr>
-              <w:t>3.10</w:t>
+              <w:t>155%</w:t>
             </w:r>
           </w:p>
         </w:tc>
@@ -4185,7 +4416,7 @@
                 <w:rFonts w:ascii="SimSun" w:hAnsi="SimSun" w:eastAsia="SimSun"/>
                 <w:sz w:val="19"/>
               </w:rPr>
-              <w:t>214</w:t>
+              <w:t>107</w:t>
             </w:r>
           </w:p>
         </w:tc>
@@ -4199,7 +4430,7 @@
                 <w:rFonts w:ascii="SimSun" w:hAnsi="SimSun" w:eastAsia="SimSun"/>
                 <w:sz w:val="19"/>
               </w:rPr>
-              <w:t>2.97</w:t>
+              <w:t>149%</w:t>
             </w:r>
           </w:p>
         </w:tc>
@@ -4285,7 +4516,7 @@
                 <w:rFonts w:ascii="SimSun" w:hAnsi="SimSun" w:eastAsia="SimSun"/>
                 <w:sz w:val="19"/>
               </w:rPr>
-              <w:t>214</w:t>
+              <w:t>107</w:t>
             </w:r>
           </w:p>
         </w:tc>
@@ -4299,7 +4530,7 @@
                 <w:rFonts w:ascii="SimSun" w:hAnsi="SimSun" w:eastAsia="SimSun"/>
                 <w:sz w:val="19"/>
               </w:rPr>
-              <w:t>2.85</w:t>
+              <w:t>143%</w:t>
             </w:r>
           </w:p>
         </w:tc>
@@ -4385,7 +4616,7 @@
                 <w:rFonts w:ascii="SimSun" w:hAnsi="SimSun" w:eastAsia="SimSun"/>
                 <w:sz w:val="19"/>
               </w:rPr>
-              <w:t>214</w:t>
+              <w:t>107</w:t>
             </w:r>
           </w:p>
         </w:tc>
@@ -4399,7 +4630,7 @@
                 <w:rFonts w:ascii="SimSun" w:hAnsi="SimSun" w:eastAsia="SimSun"/>
                 <w:sz w:val="19"/>
               </w:rPr>
-              <w:t>2.74</w:t>
+              <w:t>137%</w:t>
             </w:r>
           </w:p>
         </w:tc>
@@ -4485,7 +4716,7 @@
                 <w:rFonts w:ascii="SimSun" w:hAnsi="SimSun" w:eastAsia="SimSun"/>
                 <w:sz w:val="19"/>
               </w:rPr>
-              <w:t>214</w:t>
+              <w:t>107</w:t>
             </w:r>
           </w:p>
         </w:tc>
@@ -4499,7 +4730,7 @@
                 <w:rFonts w:ascii="SimSun" w:hAnsi="SimSun" w:eastAsia="SimSun"/>
                 <w:sz w:val="19"/>
               </w:rPr>
-              <w:t>2.49</w:t>
+              <w:t>124%</w:t>
             </w:r>
           </w:p>
         </w:tc>
@@ -4585,7 +4816,7 @@
                 <w:rFonts w:ascii="SimSun" w:hAnsi="SimSun" w:eastAsia="SimSun"/>
                 <w:sz w:val="19"/>
               </w:rPr>
-              <w:t>214</w:t>
+              <w:t>107</w:t>
             </w:r>
           </w:p>
         </w:tc>
@@ -4599,7 +4830,7 @@
                 <w:rFonts w:ascii="SimSun" w:hAnsi="SimSun" w:eastAsia="SimSun"/>
                 <w:sz w:val="19"/>
               </w:rPr>
-              <w:t>1.74</w:t>
+              <w:t>87%</w:t>
             </w:r>
           </w:p>
         </w:tc>
@@ -4671,7 +4902,7 @@
                 <w:rFonts w:ascii="SimSun" w:hAnsi="SimSun" w:eastAsia="SimSun"/>
                 <w:sz w:val="19"/>
               </w:rPr>
-              <w:t>**2,140**</w:t>
+              <w:t>**1,070**</w:t>
             </w:r>
           </w:p>
         </w:tc>
@@ -4685,7 +4916,7 @@
                 <w:rFonts w:ascii="SimSun" w:hAnsi="SimSun" w:eastAsia="SimSun"/>
                 <w:sz w:val="19"/>
               </w:rPr>
-              <w:t>**3.49**</w:t>
+              <w:t>**175%**</w:t>
             </w:r>
           </w:p>
         </w:tc>
@@ -4698,6 +4929,19 @@
       </w:tr>
     </w:tbl>
     <w:p/>
+    <w:p>
+      <w:pPr>
+        <w:ind w:left="283"/>
+      </w:pPr>
+      <w:r>
+        <w:rPr>
+          <w:i/>
+          <w:color w:val="555555"/>
+          <w:sz w:val="20"/>
+        </w:rPr>
+        <w:t>说明：本项目偿债来源为卫健局非税收入。第10年因本金集中到期，覆盖率略低于100%，可通过以下方式补足：①非税收入超额部分逐年累积（前9年均有结余）；②区级财政预留偿债准备金；③服务量逐年增长后非税收入高于测算值。</w:t>
+      </w:r>
+    </w:p>
     <w:p>
       <w:pPr>
         <w:pStyle w:val="Heading3"/>
@@ -4709,45 +4953,204 @@
         <w:t>5.3 收益覆盖倍数确认</w:t>
       </w:r>
     </w:p>
-    <w:p>
-      <w:pPr>
-        <w:pStyle w:val="ListBullet"/>
-        <w:ind w:left="850"/>
-      </w:pPr>
-      <w:r>
-        <w:rPr>
-          <w:rFonts w:ascii="SimSun" w:hAnsi="SimSun" w:eastAsia="SimSun"/>
-          <w:sz w:val="21"/>
-        </w:rPr>
-        <w:t>债券本息合计：613万元</w:t>
-      </w:r>
-    </w:p>
-    <w:p>
-      <w:pPr>
-        <w:pStyle w:val="ListBullet"/>
-        <w:ind w:left="850"/>
-      </w:pPr>
-      <w:r>
-        <w:rPr>
-          <w:rFonts w:ascii="SimSun" w:hAnsi="SimSun" w:eastAsia="SimSun"/>
-          <w:sz w:val="21"/>
-        </w:rPr>
-        <w:t>项目运营期总收益：2,140万元</w:t>
-      </w:r>
-    </w:p>
-    <w:p>
-      <w:pPr>
-        <w:pStyle w:val="ListBullet"/>
-        <w:ind w:left="850"/>
-      </w:pPr>
-      <w:r>
-        <w:rPr>
-          <w:rFonts w:ascii="SimSun" w:hAnsi="SimSun" w:eastAsia="SimSun"/>
-          <w:sz w:val="21"/>
-        </w:rPr>
-        <w:t>收益覆盖倍数：3.49倍（高于专项债1.2倍的最低要求）</w:t>
-      </w:r>
-    </w:p>
+    <w:tbl>
+      <w:tblPr>
+        <w:tblStyle w:val="TableGrid"/>
+        <w:tblW w:type="auto" w:w="0"/>
+        <w:tblLook w:firstColumn="1" w:firstRow="1" w:lastColumn="0" w:lastRow="0" w:noHBand="0" w:noVBand="1" w:val="04A0"/>
+      </w:tblPr>
+      <w:tblGrid>
+        <w:gridCol w:w="2882"/>
+        <w:gridCol w:w="2882"/>
+        <w:gridCol w:w="2882"/>
+      </w:tblGrid>
+      <w:tr>
+        <w:tc>
+          <w:tcPr>
+            <w:tcW w:type="dxa" w:w="2882"/>
+            <w:shd w:fill="2B579A"/>
+          </w:tcPr>
+          <w:p>
+            <w:r>
+              <w:rPr>
+                <w:rFonts w:ascii="SimSun" w:hAnsi="SimSun" w:eastAsia="SimSun"/>
+                <w:b/>
+                <w:color w:val="FFFFFF"/>
+                <w:sz w:val="19"/>
+              </w:rPr>
+              <w:t>指标</w:t>
+            </w:r>
+          </w:p>
+        </w:tc>
+        <w:tc>
+          <w:tcPr>
+            <w:tcW w:type="dxa" w:w="2882"/>
+            <w:shd w:fill="2B579A"/>
+          </w:tcPr>
+          <w:p>
+            <w:r>
+              <w:rPr>
+                <w:rFonts w:ascii="SimSun" w:hAnsi="SimSun" w:eastAsia="SimSun"/>
+                <w:b/>
+                <w:color w:val="FFFFFF"/>
+                <w:sz w:val="19"/>
+              </w:rPr>
+              <w:t>数值</w:t>
+            </w:r>
+          </w:p>
+        </w:tc>
+        <w:tc>
+          <w:tcPr>
+            <w:tcW w:type="dxa" w:w="2882"/>
+            <w:shd w:fill="2B579A"/>
+          </w:tcPr>
+          <w:p>
+            <w:r>
+              <w:rPr>
+                <w:rFonts w:ascii="SimSun" w:hAnsi="SimSun" w:eastAsia="SimSun"/>
+                <w:b/>
+                <w:color w:val="FFFFFF"/>
+                <w:sz w:val="19"/>
+              </w:rPr>
+              <w:t>说明</w:t>
+            </w:r>
+          </w:p>
+        </w:tc>
+      </w:tr>
+      <w:tr>
+        <w:tc>
+          <w:tcPr>
+            <w:tcW w:type="dxa" w:w="2882"/>
+          </w:tcPr>
+          <w:p>
+            <w:r>
+              <w:rPr>
+                <w:rFonts w:ascii="SimSun" w:hAnsi="SimSun" w:eastAsia="SimSun"/>
+                <w:sz w:val="19"/>
+              </w:rPr>
+              <w:t>债券本息合计</w:t>
+            </w:r>
+          </w:p>
+        </w:tc>
+        <w:tc>
+          <w:tcPr>
+            <w:tcW w:type="dxa" w:w="2882"/>
+          </w:tcPr>
+          <w:p>
+            <w:r>
+              <w:rPr>
+                <w:rFonts w:ascii="SimSun" w:hAnsi="SimSun" w:eastAsia="SimSun"/>
+                <w:sz w:val="19"/>
+              </w:rPr>
+              <w:t>613万元</w:t>
+            </w:r>
+          </w:p>
+        </w:tc>
+        <w:tc>
+          <w:tcPr>
+            <w:tcW w:type="dxa" w:w="2882"/>
+          </w:tcPr>
+          <w:p>
+            <w:r>
+              <w:rPr>
+                <w:rFonts w:ascii="SimSun" w:hAnsi="SimSun" w:eastAsia="SimSun"/>
+                <w:sz w:val="19"/>
+              </w:rPr>
+              <w:t>500万本金 + 113万利息</w:t>
+            </w:r>
+          </w:p>
+        </w:tc>
+      </w:tr>
+      <w:tr>
+        <w:tc>
+          <w:tcPr>
+            <w:tcW w:type="dxa" w:w="2882"/>
+          </w:tcPr>
+          <w:p>
+            <w:r>
+              <w:rPr>
+                <w:rFonts w:ascii="SimSun" w:hAnsi="SimSun" w:eastAsia="SimSun"/>
+                <w:sz w:val="19"/>
+              </w:rPr>
+              <w:t>卫健局运营期非税收入（10年）</w:t>
+            </w:r>
+          </w:p>
+        </w:tc>
+        <w:tc>
+          <w:tcPr>
+            <w:tcW w:type="dxa" w:w="2882"/>
+          </w:tcPr>
+          <w:p>
+            <w:r>
+              <w:rPr>
+                <w:rFonts w:ascii="SimSun" w:hAnsi="SimSun" w:eastAsia="SimSun"/>
+                <w:sz w:val="19"/>
+              </w:rPr>
+              <w:t>1,070万元</w:t>
+            </w:r>
+          </w:p>
+        </w:tc>
+        <w:tc>
+          <w:tcPr>
+            <w:tcW w:type="dxa" w:w="2882"/>
+          </w:tcPr>
+          <w:p>
+            <w:r>
+              <w:rPr>
+                <w:rFonts w:ascii="SimSun" w:hAnsi="SimSun" w:eastAsia="SimSun"/>
+                <w:sz w:val="19"/>
+              </w:rPr>
+              <w:t>107万/年 × 10年</w:t>
+            </w:r>
+          </w:p>
+        </w:tc>
+      </w:tr>
+      <w:tr>
+        <w:tc>
+          <w:tcPr>
+            <w:tcW w:type="dxa" w:w="2882"/>
+          </w:tcPr>
+          <w:p>
+            <w:r>
+              <w:rPr>
+                <w:rFonts w:ascii="SimSun" w:hAnsi="SimSun" w:eastAsia="SimSun"/>
+                <w:sz w:val="19"/>
+              </w:rPr>
+              <w:t>**收益覆盖倍数**</w:t>
+            </w:r>
+          </w:p>
+        </w:tc>
+        <w:tc>
+          <w:tcPr>
+            <w:tcW w:type="dxa" w:w="2882"/>
+          </w:tcPr>
+          <w:p>
+            <w:r>
+              <w:rPr>
+                <w:rFonts w:ascii="SimSun" w:hAnsi="SimSun" w:eastAsia="SimSun"/>
+                <w:sz w:val="19"/>
+              </w:rPr>
+              <w:t>**1.75倍**</w:t>
+            </w:r>
+          </w:p>
+        </w:tc>
+        <w:tc>
+          <w:tcPr>
+            <w:tcW w:type="dxa" w:w="2882"/>
+          </w:tcPr>
+          <w:p>
+            <w:r>
+              <w:rPr>
+                <w:rFonts w:ascii="SimSun" w:hAnsi="SimSun" w:eastAsia="SimSun"/>
+                <w:sz w:val="19"/>
+              </w:rPr>
+              <w:t>高于专项债1.2倍的最低要求</w:t>
+            </w:r>
+          </w:p>
+        </w:tc>
+      </w:tr>
+    </w:tbl>
+    <w:p/>
     <w:p>
       <w:r>
         <w:rPr>
@@ -4755,7 +5158,20 @@
           <w:b w:val="0"/>
           <w:sz w:val="22"/>
         </w:rPr>
-        <w:t>上述测算是基于审慎原则，按最低服务量和最低定价计算。实际运营中服务量有望超过预期，收益覆盖能力更强。</w:t>
+        <w:t>上述测算是基于审慎原则，按最低服务量计算。实际运营中服务量有望超过预期，非税收入将更高。前9年每年非税收入均有结余，可逐年累积用于第10年大额还本。</w:t>
+      </w:r>
+    </w:p>
+    <w:p>
+      <w:pPr>
+        <w:ind w:left="283"/>
+      </w:pPr>
+      <w:r>
+        <w:rPr>
+          <w:i/>
+          <w:color w:val="555555"/>
+          <w:sz w:val="20"/>
+        </w:rPr>
+        <w:t>⚠️ 再次强调：本项目收益为**卫健局非税收入**（服务总价中归入财政的部分），并非服务总定价。设备采购金额（286万元）是专项债资金的支出用途，不计入运营收益。</w:t>
       </w:r>
     </w:p>
     <w:p>

--- a/docs/XX区基层慢病居家康复服务体系建设专项债券申报方案.docx
+++ b/docs/XX区基层慢病居家康复服务体系建设专项债券申报方案.docx
@@ -3166,7 +3166,7 @@
         <w:rPr>
           <w:color w:val="1A477A"/>
         </w:rPr>
-        <w:t>5.1 项目收益来源（卫健局非税收入）</w:t>
+        <w:t>5.1 项目还款来源（社区站上缴卫健局）</w:t>
       </w:r>
     </w:p>
     <w:p>
@@ -3176,7 +3176,7 @@
           <w:b w:val="0"/>
           <w:sz w:val="22"/>
         </w:rPr>
-        <w:t>本项目收益来源为运营服务中归入财政非税收入的部分，而非服务总定价。每项服务总价中，圆爱康按服务协议收取服务费，剩余部分进入卫健局非税收入专户，作为债券还款来源。</w:t>
+        <w:t>本项目还款来源为：设备配置到社区卫生服务站后，社区站使用设备开展居家康复服务产生的收入中，上缴给卫健局的部分。设备由卫健局用专项债资金采购，资产归卫健局所有，社区站有偿使用并按服务量上缴。</w:t>
       </w:r>
     </w:p>
     <w:tbl>
@@ -3186,17 +3186,19 @@
         <w:tblLook w:firstColumn="1" w:firstRow="1" w:lastColumn="0" w:lastRow="0" w:noHBand="0" w:noVBand="1" w:val="04A0"/>
       </w:tblPr>
       <w:tblGrid>
-        <w:gridCol w:w="1441"/>
-        <w:gridCol w:w="1441"/>
-        <w:gridCol w:w="1441"/>
-        <w:gridCol w:w="1441"/>
-        <w:gridCol w:w="1441"/>
-        <w:gridCol w:w="1441"/>
+        <w:gridCol w:w="1081"/>
+        <w:gridCol w:w="1081"/>
+        <w:gridCol w:w="1081"/>
+        <w:gridCol w:w="1081"/>
+        <w:gridCol w:w="1081"/>
+        <w:gridCol w:w="1081"/>
+        <w:gridCol w:w="1081"/>
+        <w:gridCol w:w="1081"/>
       </w:tblGrid>
       <w:tr>
         <w:tc>
           <w:tcPr>
-            <w:tcW w:type="dxa" w:w="1441"/>
+            <w:tcW w:type="dxa" w:w="1081"/>
             <w:shd w:fill="2B579A"/>
           </w:tcPr>
           <w:p>
@@ -3213,7 +3215,7 @@
         </w:tc>
         <w:tc>
           <w:tcPr>
-            <w:tcW w:type="dxa" w:w="1441"/>
+            <w:tcW w:type="dxa" w:w="1081"/>
             <w:shd w:fill="2B579A"/>
           </w:tcPr>
           <w:p>
@@ -3230,7 +3232,7 @@
         </w:tc>
         <w:tc>
           <w:tcPr>
-            <w:tcW w:type="dxa" w:w="1441"/>
+            <w:tcW w:type="dxa" w:w="1081"/>
             <w:shd w:fill="2B579A"/>
           </w:tcPr>
           <w:p>
@@ -3247,7 +3249,7 @@
         </w:tc>
         <w:tc>
           <w:tcPr>
-            <w:tcW w:type="dxa" w:w="1441"/>
+            <w:tcW w:type="dxa" w:w="1081"/>
             <w:shd w:fill="2B579A"/>
           </w:tcPr>
           <w:p>
@@ -3258,13 +3260,13 @@
                 <w:color w:val="FFFFFF"/>
                 <w:sz w:val="19"/>
               </w:rPr>
-              <w:t>**卫健局非税收入（元）**</w:t>
-            </w:r>
-          </w:p>
-        </w:tc>
-        <w:tc>
-          <w:tcPr>
-            <w:tcW w:type="dxa" w:w="1441"/>
+              <w:t>社区站收取（元）</w:t>
+            </w:r>
+          </w:p>
+        </w:tc>
+        <w:tc>
+          <w:tcPr>
+            <w:tcW w:type="dxa" w:w="1081"/>
             <w:shd w:fill="2B579A"/>
           </w:tcPr>
           <w:p>
@@ -3275,13 +3277,13 @@
                 <w:color w:val="FFFFFF"/>
                 <w:sz w:val="19"/>
               </w:rPr>
-              <w:t>年度服务量</w:t>
-            </w:r>
-          </w:p>
-        </w:tc>
-        <w:tc>
-          <w:tcPr>
-            <w:tcW w:type="dxa" w:w="1441"/>
+              <w:t>社区站留成（元）</w:t>
+            </w:r>
+          </w:p>
+        </w:tc>
+        <w:tc>
+          <w:tcPr>
+            <w:tcW w:type="dxa" w:w="1081"/>
             <w:shd w:fill="2B579A"/>
           </w:tcPr>
           <w:p>
@@ -3292,7 +3294,41 @@
                 <w:color w:val="FFFFFF"/>
                 <w:sz w:val="19"/>
               </w:rPr>
-              <w:t>**卫健局年度非税收入（万元）**</w:t>
+              <w:t>**社区站上缴卫健局（元）**</w:t>
+            </w:r>
+          </w:p>
+        </w:tc>
+        <w:tc>
+          <w:tcPr>
+            <w:tcW w:type="dxa" w:w="1081"/>
+            <w:shd w:fill="2B579A"/>
+          </w:tcPr>
+          <w:p>
+            <w:r>
+              <w:rPr>
+                <w:rFonts w:ascii="SimSun" w:hAnsi="SimSun" w:eastAsia="SimSun"/>
+                <w:b/>
+                <w:color w:val="FFFFFF"/>
+                <w:sz w:val="19"/>
+              </w:rPr>
+              <w:t>年度服务量</w:t>
+            </w:r>
+          </w:p>
+        </w:tc>
+        <w:tc>
+          <w:tcPr>
+            <w:tcW w:type="dxa" w:w="1081"/>
+            <w:shd w:fill="2B579A"/>
+          </w:tcPr>
+          <w:p>
+            <w:r>
+              <w:rPr>
+                <w:rFonts w:ascii="SimSun" w:hAnsi="SimSun" w:eastAsia="SimSun"/>
+                <w:b/>
+                <w:color w:val="FFFFFF"/>
+                <w:sz w:val="19"/>
+              </w:rPr>
+              <w:t>**年度上缴额（万元）**</w:t>
             </w:r>
           </w:p>
         </w:tc>
@@ -3300,7 +3336,7 @@
       <w:tr>
         <w:tc>
           <w:tcPr>
-            <w:tcW w:type="dxa" w:w="1441"/>
+            <w:tcW w:type="dxa" w:w="1081"/>
           </w:tcPr>
           <w:p>
             <w:r>
@@ -3314,7 +3350,7 @@
         </w:tc>
         <w:tc>
           <w:tcPr>
-            <w:tcW w:type="dxa" w:w="1441"/>
+            <w:tcW w:type="dxa" w:w="1081"/>
           </w:tcPr>
           <w:p>
             <w:r>
@@ -3328,7 +3364,7 @@
         </w:tc>
         <w:tc>
           <w:tcPr>
-            <w:tcW w:type="dxa" w:w="1441"/>
+            <w:tcW w:type="dxa" w:w="1081"/>
           </w:tcPr>
           <w:p>
             <w:r>
@@ -3342,21 +3378,49 @@
         </w:tc>
         <w:tc>
           <w:tcPr>
-            <w:tcW w:type="dxa" w:w="1441"/>
-          </w:tcPr>
-          <w:p>
-            <w:r>
-              <w:rPr>
-                <w:rFonts w:ascii="SimSun" w:hAnsi="SimSun" w:eastAsia="SimSun"/>
-                <w:sz w:val="19"/>
-              </w:rPr>
-              <w:t>**1,100**</w:t>
-            </w:r>
-          </w:p>
-        </w:tc>
-        <w:tc>
-          <w:tcPr>
-            <w:tcW w:type="dxa" w:w="1441"/>
+            <w:tcW w:type="dxa" w:w="1081"/>
+          </w:tcPr>
+          <w:p>
+            <w:r>
+              <w:rPr>
+                <w:rFonts w:ascii="SimSun" w:hAnsi="SimSun" w:eastAsia="SimSun"/>
+                <w:sz w:val="19"/>
+              </w:rPr>
+              <w:t>1,100</w:t>
+            </w:r>
+          </w:p>
+        </w:tc>
+        <w:tc>
+          <w:tcPr>
+            <w:tcW w:type="dxa" w:w="1081"/>
+          </w:tcPr>
+          <w:p>
+            <w:r>
+              <w:rPr>
+                <w:rFonts w:ascii="SimSun" w:hAnsi="SimSun" w:eastAsia="SimSun"/>
+                <w:sz w:val="19"/>
+              </w:rPr>
+              <w:t>330（30%）</w:t>
+            </w:r>
+          </w:p>
+        </w:tc>
+        <w:tc>
+          <w:tcPr>
+            <w:tcW w:type="dxa" w:w="1081"/>
+          </w:tcPr>
+          <w:p>
+            <w:r>
+              <w:rPr>
+                <w:rFonts w:ascii="SimSun" w:hAnsi="SimSun" w:eastAsia="SimSun"/>
+                <w:sz w:val="19"/>
+              </w:rPr>
+              <w:t>**770**</w:t>
+            </w:r>
+          </w:p>
+        </w:tc>
+        <w:tc>
+          <w:tcPr>
+            <w:tcW w:type="dxa" w:w="1081"/>
           </w:tcPr>
           <w:p>
             <w:r>
@@ -3370,15 +3434,15 @@
         </w:tc>
         <w:tc>
           <w:tcPr>
-            <w:tcW w:type="dxa" w:w="1441"/>
-          </w:tcPr>
-          <w:p>
-            <w:r>
-              <w:rPr>
-                <w:rFonts w:ascii="SimSun" w:hAnsi="SimSun" w:eastAsia="SimSun"/>
-                <w:sz w:val="19"/>
-              </w:rPr>
-              <w:t>**55**</w:t>
+            <w:tcW w:type="dxa" w:w="1081"/>
+          </w:tcPr>
+          <w:p>
+            <w:r>
+              <w:rPr>
+                <w:rFonts w:ascii="SimSun" w:hAnsi="SimSun" w:eastAsia="SimSun"/>
+                <w:sz w:val="19"/>
+              </w:rPr>
+              <w:t>**38.5**</w:t>
             </w:r>
           </w:p>
         </w:tc>
@@ -3386,21 +3450,21 @@
       <w:tr>
         <w:tc>
           <w:tcPr>
-            <w:tcW w:type="dxa" w:w="1441"/>
-          </w:tcPr>
-          <w:p>
-            <w:r>
-              <w:rPr>
-                <w:rFonts w:ascii="SimSun" w:hAnsi="SimSun" w:eastAsia="SimSun"/>
-                <w:sz w:val="19"/>
-              </w:rPr>
-              <w:t>心脏/贴片电刺激康复服务包</w:t>
-            </w:r>
-          </w:p>
-        </w:tc>
-        <w:tc>
-          <w:tcPr>
-            <w:tcW w:type="dxa" w:w="1441"/>
+            <w:tcW w:type="dxa" w:w="1081"/>
+          </w:tcPr>
+          <w:p>
+            <w:r>
+              <w:rPr>
+                <w:rFonts w:ascii="SimSun" w:hAnsi="SimSun" w:eastAsia="SimSun"/>
+                <w:sz w:val="19"/>
+              </w:rPr>
+              <w:t>心脏/贴片电刺激服务包</w:t>
+            </w:r>
+          </w:p>
+        </w:tc>
+        <w:tc>
+          <w:tcPr>
+            <w:tcW w:type="dxa" w:w="1081"/>
           </w:tcPr>
           <w:p>
             <w:r>
@@ -3414,7 +3478,7 @@
         </w:tc>
         <w:tc>
           <w:tcPr>
-            <w:tcW w:type="dxa" w:w="1441"/>
+            <w:tcW w:type="dxa" w:w="1081"/>
           </w:tcPr>
           <w:p>
             <w:r>
@@ -3428,21 +3492,49 @@
         </w:tc>
         <w:tc>
           <w:tcPr>
-            <w:tcW w:type="dxa" w:w="1441"/>
-          </w:tcPr>
-          <w:p>
-            <w:r>
-              <w:rPr>
-                <w:rFonts w:ascii="SimSun" w:hAnsi="SimSun" w:eastAsia="SimSun"/>
-                <w:sz w:val="19"/>
-              </w:rPr>
-              <w:t>**800**</w:t>
-            </w:r>
-          </w:p>
-        </w:tc>
-        <w:tc>
-          <w:tcPr>
-            <w:tcW w:type="dxa" w:w="1441"/>
+            <w:tcW w:type="dxa" w:w="1081"/>
+          </w:tcPr>
+          <w:p>
+            <w:r>
+              <w:rPr>
+                <w:rFonts w:ascii="SimSun" w:hAnsi="SimSun" w:eastAsia="SimSun"/>
+                <w:sz w:val="19"/>
+              </w:rPr>
+              <w:t>800</w:t>
+            </w:r>
+          </w:p>
+        </w:tc>
+        <w:tc>
+          <w:tcPr>
+            <w:tcW w:type="dxa" w:w="1081"/>
+          </w:tcPr>
+          <w:p>
+            <w:r>
+              <w:rPr>
+                <w:rFonts w:ascii="SimSun" w:hAnsi="SimSun" w:eastAsia="SimSun"/>
+                <w:sz w:val="19"/>
+              </w:rPr>
+              <w:t>240（30%）</w:t>
+            </w:r>
+          </w:p>
+        </w:tc>
+        <w:tc>
+          <w:tcPr>
+            <w:tcW w:type="dxa" w:w="1081"/>
+          </w:tcPr>
+          <w:p>
+            <w:r>
+              <w:rPr>
+                <w:rFonts w:ascii="SimSun" w:hAnsi="SimSun" w:eastAsia="SimSun"/>
+                <w:sz w:val="19"/>
+              </w:rPr>
+              <w:t>**560**</w:t>
+            </w:r>
+          </w:p>
+        </w:tc>
+        <w:tc>
+          <w:tcPr>
+            <w:tcW w:type="dxa" w:w="1081"/>
           </w:tcPr>
           <w:p>
             <w:r>
@@ -3456,15 +3548,15 @@
         </w:tc>
         <w:tc>
           <w:tcPr>
-            <w:tcW w:type="dxa" w:w="1441"/>
-          </w:tcPr>
-          <w:p>
-            <w:r>
-              <w:rPr>
-                <w:rFonts w:ascii="SimSun" w:hAnsi="SimSun" w:eastAsia="SimSun"/>
-                <w:sz w:val="19"/>
-              </w:rPr>
-              <w:t>**32**</w:t>
+            <w:tcW w:type="dxa" w:w="1081"/>
+          </w:tcPr>
+          <w:p>
+            <w:r>
+              <w:rPr>
+                <w:rFonts w:ascii="SimSun" w:hAnsi="SimSun" w:eastAsia="SimSun"/>
+                <w:sz w:val="19"/>
+              </w:rPr>
+              <w:t>**22.4**</w:t>
             </w:r>
           </w:p>
         </w:tc>
@@ -3472,7 +3564,7 @@
       <w:tr>
         <w:tc>
           <w:tcPr>
-            <w:tcW w:type="dxa" w:w="1441"/>
+            <w:tcW w:type="dxa" w:w="1081"/>
           </w:tcPr>
           <w:p>
             <w:r>
@@ -3486,7 +3578,7 @@
         </w:tc>
         <w:tc>
           <w:tcPr>
-            <w:tcW w:type="dxa" w:w="1441"/>
+            <w:tcW w:type="dxa" w:w="1081"/>
           </w:tcPr>
           <w:p>
             <w:r>
@@ -3500,7 +3592,7 @@
         </w:tc>
         <w:tc>
           <w:tcPr>
-            <w:tcW w:type="dxa" w:w="1441"/>
+            <w:tcW w:type="dxa" w:w="1081"/>
           </w:tcPr>
           <w:p>
             <w:r>
@@ -3514,21 +3606,49 @@
         </w:tc>
         <w:tc>
           <w:tcPr>
-            <w:tcW w:type="dxa" w:w="1441"/>
-          </w:tcPr>
-          <w:p>
-            <w:r>
-              <w:rPr>
-                <w:rFonts w:ascii="SimSun" w:hAnsi="SimSun" w:eastAsia="SimSun"/>
-                <w:sz w:val="19"/>
-              </w:rPr>
-              <w:t>**100**</w:t>
-            </w:r>
-          </w:p>
-        </w:tc>
-        <w:tc>
-          <w:tcPr>
-            <w:tcW w:type="dxa" w:w="1441"/>
+            <w:tcW w:type="dxa" w:w="1081"/>
+          </w:tcPr>
+          <w:p>
+            <w:r>
+              <w:rPr>
+                <w:rFonts w:ascii="SimSun" w:hAnsi="SimSun" w:eastAsia="SimSun"/>
+                <w:sz w:val="19"/>
+              </w:rPr>
+              <w:t>100</w:t>
+            </w:r>
+          </w:p>
+        </w:tc>
+        <w:tc>
+          <w:tcPr>
+            <w:tcW w:type="dxa" w:w="1081"/>
+          </w:tcPr>
+          <w:p>
+            <w:r>
+              <w:rPr>
+                <w:rFonts w:ascii="SimSun" w:hAnsi="SimSun" w:eastAsia="SimSun"/>
+                <w:sz w:val="19"/>
+              </w:rPr>
+              <w:t>30（30%）</w:t>
+            </w:r>
+          </w:p>
+        </w:tc>
+        <w:tc>
+          <w:tcPr>
+            <w:tcW w:type="dxa" w:w="1081"/>
+          </w:tcPr>
+          <w:p>
+            <w:r>
+              <w:rPr>
+                <w:rFonts w:ascii="SimSun" w:hAnsi="SimSun" w:eastAsia="SimSun"/>
+                <w:sz w:val="19"/>
+              </w:rPr>
+              <w:t>**70**</w:t>
+            </w:r>
+          </w:p>
+        </w:tc>
+        <w:tc>
+          <w:tcPr>
+            <w:tcW w:type="dxa" w:w="1081"/>
           </w:tcPr>
           <w:p>
             <w:r>
@@ -3542,15 +3662,15 @@
         </w:tc>
         <w:tc>
           <w:tcPr>
-            <w:tcW w:type="dxa" w:w="1441"/>
-          </w:tcPr>
-          <w:p>
-            <w:r>
-              <w:rPr>
-                <w:rFonts w:ascii="SimSun" w:hAnsi="SimSun" w:eastAsia="SimSun"/>
-                <w:sz w:val="19"/>
-              </w:rPr>
-              <w:t>**20**</w:t>
+            <w:tcW w:type="dxa" w:w="1081"/>
+          </w:tcPr>
+          <w:p>
+            <w:r>
+              <w:rPr>
+                <w:rFonts w:ascii="SimSun" w:hAnsi="SimSun" w:eastAsia="SimSun"/>
+                <w:sz w:val="19"/>
+              </w:rPr>
+              <w:t>**14.0**</w:t>
             </w:r>
           </w:p>
         </w:tc>
@@ -3558,53 +3678,65 @@
       <w:tr>
         <w:tc>
           <w:tcPr>
-            <w:tcW w:type="dxa" w:w="1441"/>
-          </w:tcPr>
-          <w:p>
-            <w:r>
-              <w:rPr>
-                <w:rFonts w:ascii="SimSun" w:hAnsi="SimSun" w:eastAsia="SimSun"/>
-                <w:sz w:val="19"/>
-              </w:rPr>
-              <w:t>**卫健局年度非税收入合计**</w:t>
-            </w:r>
-          </w:p>
-        </w:tc>
-        <w:tc>
-          <w:tcPr>
-            <w:tcW w:type="dxa" w:w="1441"/>
-          </w:tcPr>
-          <w:p>
-            <w:r>
-              <w:rPr>
-                <w:rFonts w:ascii="SimSun" w:hAnsi="SimSun" w:eastAsia="SimSun"/>
-                <w:sz w:val="19"/>
-              </w:rPr>
-              <w:t>**107**</w:t>
-            </w:r>
-          </w:p>
-        </w:tc>
-        <w:tc>
-          <w:tcPr>
-            <w:tcW w:type="dxa" w:w="1441"/>
+            <w:tcW w:type="dxa" w:w="1081"/>
+          </w:tcPr>
+          <w:p>
+            <w:r>
+              <w:rPr>
+                <w:rFonts w:ascii="SimSun" w:hAnsi="SimSun" w:eastAsia="SimSun"/>
+                <w:sz w:val="19"/>
+              </w:rPr>
+              <w:t>**卫健局年度上缴收入合计**</w:t>
+            </w:r>
+          </w:p>
+        </w:tc>
+        <w:tc>
+          <w:tcPr>
+            <w:tcW w:type="dxa" w:w="1081"/>
+          </w:tcPr>
+          <w:p>
+            <w:r>
+              <w:rPr>
+                <w:rFonts w:ascii="SimSun" w:hAnsi="SimSun" w:eastAsia="SimSun"/>
+                <w:sz w:val="19"/>
+              </w:rPr>
+              <w:t>**74.9**</w:t>
+            </w:r>
+          </w:p>
+        </w:tc>
+        <w:tc>
+          <w:tcPr>
+            <w:tcW w:type="dxa" w:w="1081"/>
           </w:tcPr>
           <w:p/>
         </w:tc>
         <w:tc>
           <w:tcPr>
-            <w:tcW w:type="dxa" w:w="1441"/>
+            <w:tcW w:type="dxa" w:w="1081"/>
           </w:tcPr>
           <w:p/>
         </w:tc>
         <w:tc>
           <w:tcPr>
-            <w:tcW w:type="dxa" w:w="1441"/>
+            <w:tcW w:type="dxa" w:w="1081"/>
           </w:tcPr>
           <w:p/>
         </w:tc>
         <w:tc>
           <w:tcPr>
-            <w:tcW w:type="dxa" w:w="1441"/>
+            <w:tcW w:type="dxa" w:w="1081"/>
+          </w:tcPr>
+          <w:p/>
+        </w:tc>
+        <w:tc>
+          <w:tcPr>
+            <w:tcW w:type="dxa" w:w="1081"/>
+          </w:tcPr>
+          <w:p/>
+        </w:tc>
+        <w:tc>
+          <w:tcPr>
+            <w:tcW w:type="dxa" w:w="1081"/>
           </w:tcPr>
           <w:p/>
         </w:tc>
@@ -3612,53 +3744,65 @@
       <w:tr>
         <w:tc>
           <w:tcPr>
-            <w:tcW w:type="dxa" w:w="1441"/>
-          </w:tcPr>
-          <w:p>
-            <w:r>
-              <w:rPr>
-                <w:rFonts w:ascii="SimSun" w:hAnsi="SimSun" w:eastAsia="SimSun"/>
-                <w:sz w:val="19"/>
-              </w:rPr>
-              <w:t>**运营期总收益（10年）**</w:t>
-            </w:r>
-          </w:p>
-        </w:tc>
-        <w:tc>
-          <w:tcPr>
-            <w:tcW w:type="dxa" w:w="1441"/>
-          </w:tcPr>
-          <w:p>
-            <w:r>
-              <w:rPr>
-                <w:rFonts w:ascii="SimSun" w:hAnsi="SimSun" w:eastAsia="SimSun"/>
-                <w:sz w:val="19"/>
-              </w:rPr>
-              <w:t>**1,070**</w:t>
-            </w:r>
-          </w:p>
-        </w:tc>
-        <w:tc>
-          <w:tcPr>
-            <w:tcW w:type="dxa" w:w="1441"/>
+            <w:tcW w:type="dxa" w:w="1081"/>
+          </w:tcPr>
+          <w:p>
+            <w:r>
+              <w:rPr>
+                <w:rFonts w:ascii="SimSun" w:hAnsi="SimSun" w:eastAsia="SimSun"/>
+                <w:sz w:val="19"/>
+              </w:rPr>
+              <w:t>**运营期总上缴收入（10年）**</w:t>
+            </w:r>
+          </w:p>
+        </w:tc>
+        <w:tc>
+          <w:tcPr>
+            <w:tcW w:type="dxa" w:w="1081"/>
+          </w:tcPr>
+          <w:p>
+            <w:r>
+              <w:rPr>
+                <w:rFonts w:ascii="SimSun" w:hAnsi="SimSun" w:eastAsia="SimSun"/>
+                <w:sz w:val="19"/>
+              </w:rPr>
+              <w:t>**749**</w:t>
+            </w:r>
+          </w:p>
+        </w:tc>
+        <w:tc>
+          <w:tcPr>
+            <w:tcW w:type="dxa" w:w="1081"/>
           </w:tcPr>
           <w:p/>
         </w:tc>
         <w:tc>
           <w:tcPr>
-            <w:tcW w:type="dxa" w:w="1441"/>
+            <w:tcW w:type="dxa" w:w="1081"/>
           </w:tcPr>
           <w:p/>
         </w:tc>
         <w:tc>
           <w:tcPr>
-            <w:tcW w:type="dxa" w:w="1441"/>
+            <w:tcW w:type="dxa" w:w="1081"/>
           </w:tcPr>
           <w:p/>
         </w:tc>
         <w:tc>
           <w:tcPr>
-            <w:tcW w:type="dxa" w:w="1441"/>
+            <w:tcW w:type="dxa" w:w="1081"/>
+          </w:tcPr>
+          <w:p/>
+        </w:tc>
+        <w:tc>
+          <w:tcPr>
+            <w:tcW w:type="dxa" w:w="1081"/>
+          </w:tcPr>
+          <w:p/>
+        </w:tc>
+        <w:tc>
+          <w:tcPr>
+            <w:tcW w:type="dxa" w:w="1081"/>
           </w:tcPr>
           <w:p/>
         </w:tc>
@@ -3675,7 +3819,7 @@
           <w:color w:val="555555"/>
           <w:sz w:val="20"/>
         </w:rPr>
-        <w:t>⚠️ 注意区分：2,200元是服务总价，其中仅1,100元进入卫健局非税收入。设备采购（286万元）是专项债资金的支出用途，不是卫健局的收益。</w:t>
+        <w:t>社区站上缴比例30%为示意，具体由卫健局根据设备采购成本、折旧年限、运营成本等因素确定。</w:t>
       </w:r>
     </w:p>
     <w:p>
@@ -3813,7 +3957,7 @@
                 <w:color w:val="FFFFFF"/>
                 <w:sz w:val="19"/>
               </w:rPr>
-              <w:t>卫健局非税收入（万元）</w:t>
+              <w:t>社区站上缴卫健局（万元）</w:t>
             </w:r>
           </w:p>
         </w:tc>
@@ -3916,7 +4060,7 @@
                 <w:rFonts w:ascii="SimSun" w:hAnsi="SimSun" w:eastAsia="SimSun"/>
                 <w:sz w:val="19"/>
               </w:rPr>
-              <w:t>107</w:t>
+              <w:t>75</w:t>
             </w:r>
           </w:p>
         </w:tc>
@@ -3930,7 +4074,7 @@
                 <w:rFonts w:ascii="SimSun" w:hAnsi="SimSun" w:eastAsia="SimSun"/>
                 <w:sz w:val="19"/>
               </w:rPr>
-              <w:t>713%</w:t>
+              <w:t>500%</w:t>
             </w:r>
           </w:p>
         </w:tc>
@@ -4016,7 +4160,7 @@
                 <w:rFonts w:ascii="SimSun" w:hAnsi="SimSun" w:eastAsia="SimSun"/>
                 <w:sz w:val="19"/>
               </w:rPr>
-              <w:t>107</w:t>
+              <w:t>75</w:t>
             </w:r>
           </w:p>
         </w:tc>
@@ -4030,7 +4174,7 @@
                 <w:rFonts w:ascii="SimSun" w:hAnsi="SimSun" w:eastAsia="SimSun"/>
                 <w:sz w:val="19"/>
               </w:rPr>
-              <w:t>713%</w:t>
+              <w:t>500%</w:t>
             </w:r>
           </w:p>
         </w:tc>
@@ -4116,7 +4260,7 @@
                 <w:rFonts w:ascii="SimSun" w:hAnsi="SimSun" w:eastAsia="SimSun"/>
                 <w:sz w:val="19"/>
               </w:rPr>
-              <w:t>107</w:t>
+              <w:t>75</w:t>
             </w:r>
           </w:p>
         </w:tc>
@@ -4130,7 +4274,7 @@
                 <w:rFonts w:ascii="SimSun" w:hAnsi="SimSun" w:eastAsia="SimSun"/>
                 <w:sz w:val="19"/>
               </w:rPr>
-              <w:t>713%</w:t>
+              <w:t>500%</w:t>
             </w:r>
           </w:p>
         </w:tc>
@@ -4216,7 +4360,7 @@
                 <w:rFonts w:ascii="SimSun" w:hAnsi="SimSun" w:eastAsia="SimSun"/>
                 <w:sz w:val="19"/>
               </w:rPr>
-              <w:t>107</w:t>
+              <w:t>75</w:t>
             </w:r>
           </w:p>
         </w:tc>
@@ -4230,7 +4374,7 @@
                 <w:rFonts w:ascii="SimSun" w:hAnsi="SimSun" w:eastAsia="SimSun"/>
                 <w:sz w:val="19"/>
               </w:rPr>
-              <w:t>165%</w:t>
+              <w:t>115%</w:t>
             </w:r>
           </w:p>
         </w:tc>
@@ -4316,7 +4460,7 @@
                 <w:rFonts w:ascii="SimSun" w:hAnsi="SimSun" w:eastAsia="SimSun"/>
                 <w:sz w:val="19"/>
               </w:rPr>
-              <w:t>107</w:t>
+              <w:t>75</w:t>
             </w:r>
           </w:p>
         </w:tc>
@@ -4330,7 +4474,7 @@
                 <w:rFonts w:ascii="SimSun" w:hAnsi="SimSun" w:eastAsia="SimSun"/>
                 <w:sz w:val="19"/>
               </w:rPr>
-              <w:t>155%</w:t>
+              <w:t>109%</w:t>
             </w:r>
           </w:p>
         </w:tc>
@@ -4416,7 +4560,7 @@
                 <w:rFonts w:ascii="SimSun" w:hAnsi="SimSun" w:eastAsia="SimSun"/>
                 <w:sz w:val="19"/>
               </w:rPr>
-              <w:t>107</w:t>
+              <w:t>75</w:t>
             </w:r>
           </w:p>
         </w:tc>
@@ -4430,7 +4574,7 @@
                 <w:rFonts w:ascii="SimSun" w:hAnsi="SimSun" w:eastAsia="SimSun"/>
                 <w:sz w:val="19"/>
               </w:rPr>
-              <w:t>149%</w:t>
+              <w:t>104%</w:t>
             </w:r>
           </w:p>
         </w:tc>
@@ -4516,7 +4660,7 @@
                 <w:rFonts w:ascii="SimSun" w:hAnsi="SimSun" w:eastAsia="SimSun"/>
                 <w:sz w:val="19"/>
               </w:rPr>
-              <w:t>107</w:t>
+              <w:t>75</w:t>
             </w:r>
           </w:p>
         </w:tc>
@@ -4530,7 +4674,7 @@
                 <w:rFonts w:ascii="SimSun" w:hAnsi="SimSun" w:eastAsia="SimSun"/>
                 <w:sz w:val="19"/>
               </w:rPr>
-              <w:t>143%</w:t>
+              <w:t>100%</w:t>
             </w:r>
           </w:p>
         </w:tc>
@@ -4616,7 +4760,7 @@
                 <w:rFonts w:ascii="SimSun" w:hAnsi="SimSun" w:eastAsia="SimSun"/>
                 <w:sz w:val="19"/>
               </w:rPr>
-              <w:t>107</w:t>
+              <w:t>75</w:t>
             </w:r>
           </w:p>
         </w:tc>
@@ -4630,7 +4774,7 @@
                 <w:rFonts w:ascii="SimSun" w:hAnsi="SimSun" w:eastAsia="SimSun"/>
                 <w:sz w:val="19"/>
               </w:rPr>
-              <w:t>137%</w:t>
+              <w:t>96%</w:t>
             </w:r>
           </w:p>
         </w:tc>
@@ -4716,7 +4860,7 @@
                 <w:rFonts w:ascii="SimSun" w:hAnsi="SimSun" w:eastAsia="SimSun"/>
                 <w:sz w:val="19"/>
               </w:rPr>
-              <w:t>107</w:t>
+              <w:t>75</w:t>
             </w:r>
           </w:p>
         </w:tc>
@@ -4730,7 +4874,7 @@
                 <w:rFonts w:ascii="SimSun" w:hAnsi="SimSun" w:eastAsia="SimSun"/>
                 <w:sz w:val="19"/>
               </w:rPr>
-              <w:t>124%</w:t>
+              <w:t>87%</w:t>
             </w:r>
           </w:p>
         </w:tc>
@@ -4816,7 +4960,7 @@
                 <w:rFonts w:ascii="SimSun" w:hAnsi="SimSun" w:eastAsia="SimSun"/>
                 <w:sz w:val="19"/>
               </w:rPr>
-              <w:t>107</w:t>
+              <w:t>75</w:t>
             </w:r>
           </w:p>
         </w:tc>
@@ -4830,7 +4974,7 @@
                 <w:rFonts w:ascii="SimSun" w:hAnsi="SimSun" w:eastAsia="SimSun"/>
                 <w:sz w:val="19"/>
               </w:rPr>
-              <w:t>87%</w:t>
+              <w:t>61%</w:t>
             </w:r>
           </w:p>
         </w:tc>
@@ -4902,7 +5046,7 @@
                 <w:rFonts w:ascii="SimSun" w:hAnsi="SimSun" w:eastAsia="SimSun"/>
                 <w:sz w:val="19"/>
               </w:rPr>
-              <w:t>**1,070**</w:t>
+              <w:t>**749**</w:t>
             </w:r>
           </w:p>
         </w:tc>
@@ -4916,7 +5060,7 @@
                 <w:rFonts w:ascii="SimSun" w:hAnsi="SimSun" w:eastAsia="SimSun"/>
                 <w:sz w:val="19"/>
               </w:rPr>
-              <w:t>**175%**</w:t>
+              <w:t>**122%**</w:t>
             </w:r>
           </w:p>
         </w:tc>
@@ -4939,7 +5083,46 @@
           <w:color w:val="555555"/>
           <w:sz w:val="20"/>
         </w:rPr>
-        <w:t>说明：本项目偿债来源为卫健局非税收入。第10年因本金集中到期，覆盖率略低于100%，可通过以下方式补足：①非税收入超额部分逐年累积（前9年均有结余）；②区级财政预留偿债准备金；③服务量逐年增长后非税收入高于测算值。</w:t>
+        <w:t>说明：本项目还款来源为社区站上缴卫健局的设备使用收入。第8-10年随着还本压力增大，覆盖率逐步降低，可通过以下方式补足：</w:t>
+      </w:r>
+    </w:p>
+    <w:p>
+      <w:pPr>
+        <w:ind w:left="283"/>
+      </w:pPr>
+      <w:r>
+        <w:rPr>
+          <w:i/>
+          <w:color w:val="555555"/>
+          <w:sz w:val="20"/>
+        </w:rPr>
+        <w:t>① 上缴比例从70%提高到75%-80%（可增收8-12万/年）</w:t>
+      </w:r>
+    </w:p>
+    <w:p>
+      <w:pPr>
+        <w:ind w:left="283"/>
+      </w:pPr>
+      <w:r>
+        <w:rPr>
+          <w:i/>
+          <w:color w:val="555555"/>
+          <w:sz w:val="20"/>
+        </w:rPr>
+        <w:t>② 年度服务量增长（运营成熟后服务量有望提升50%以上）</w:t>
+      </w:r>
+    </w:p>
+    <w:p>
+      <w:pPr>
+        <w:ind w:left="283"/>
+      </w:pPr>
+      <w:r>
+        <w:rPr>
+          <w:i/>
+          <w:color w:val="555555"/>
+          <w:sz w:val="20"/>
+        </w:rPr>
+        <w:t>③ 前3年结余（每年75-15=60万×3年=180万）可建立偿债准备金</w:t>
       </w:r>
     </w:p>
     <w:p>
@@ -5072,7 +5255,7 @@
                 <w:rFonts w:ascii="SimSun" w:hAnsi="SimSun" w:eastAsia="SimSun"/>
                 <w:sz w:val="19"/>
               </w:rPr>
-              <w:t>卫健局运营期非税收入（10年）</w:t>
+              <w:t>社区站上缴卫健局（10年）</w:t>
             </w:r>
           </w:p>
         </w:tc>
@@ -5086,7 +5269,7 @@
                 <w:rFonts w:ascii="SimSun" w:hAnsi="SimSun" w:eastAsia="SimSun"/>
                 <w:sz w:val="19"/>
               </w:rPr>
-              <w:t>1,070万元</w:t>
+              <w:t>749万元</w:t>
             </w:r>
           </w:p>
         </w:tc>
@@ -5100,7 +5283,7 @@
                 <w:rFonts w:ascii="SimSun" w:hAnsi="SimSun" w:eastAsia="SimSun"/>
                 <w:sz w:val="19"/>
               </w:rPr>
-              <w:t>107万/年 × 10年</w:t>
+              <w:t>74.9万/年 × 10年</w:t>
             </w:r>
           </w:p>
         </w:tc>
@@ -5130,7 +5313,7 @@
                 <w:rFonts w:ascii="SimSun" w:hAnsi="SimSun" w:eastAsia="SimSun"/>
                 <w:sz w:val="19"/>
               </w:rPr>
-              <w:t>**1.75倍**</w:t>
+              <w:t>**1.22倍**</w:t>
             </w:r>
           </w:p>
         </w:tc>
@@ -5144,7 +5327,7 @@
                 <w:rFonts w:ascii="SimSun" w:hAnsi="SimSun" w:eastAsia="SimSun"/>
                 <w:sz w:val="19"/>
               </w:rPr>
-              <w:t>高于专项债1.2倍的最低要求</w:t>
+              <w:t>满足专项债1.2倍的最低要求</w:t>
             </w:r>
           </w:p>
         </w:tc>
@@ -5158,7 +5341,7 @@
           <w:b w:val="0"/>
           <w:sz w:val="22"/>
         </w:rPr>
-        <w:t>上述测算是基于审慎原则，按最低服务量计算。实际运营中服务量有望超过预期，非税收入将更高。前9年每年非税收入均有结余，可逐年累积用于第10年大额还本。</w:t>
+        <w:t>上述测算是基于审慎原则，按最低服务量和70%上缴比例计算。实际运营中可通过提高上缴比例或扩大服务量提升覆盖率。</w:t>
       </w:r>
     </w:p>
     <w:p>
@@ -5171,7 +5354,82 @@
           <w:color w:val="555555"/>
           <w:sz w:val="20"/>
         </w:rPr>
-        <w:t>⚠️ 再次强调：本项目收益为**卫健局非税收入**（服务总价中归入财政的部分），并非服务总定价。设备采购金额（286万元）是专项债资金的支出用途，不计入运营收益。</w:t>
+        <w:t>🎯 **核心逻辑再梳理：**</w:t>
+      </w:r>
+    </w:p>
+    <w:p>
+      <w:pPr>
+        <w:ind w:left="283"/>
+      </w:pPr>
+      <w:r>
+        <w:rPr>
+          <w:i/>
+          <w:color w:val="555555"/>
+          <w:sz w:val="20"/>
+        </w:rPr>
+        <w:t>1. 卫健局发债500万 → 买设备（归卫健局资产）→ 配置到社区站</w:t>
+      </w:r>
+    </w:p>
+    <w:p>
+      <w:pPr>
+        <w:ind w:left="283"/>
+      </w:pPr>
+      <w:r>
+        <w:rPr>
+          <w:i/>
+          <w:color w:val="555555"/>
+          <w:sz w:val="20"/>
+        </w:rPr>
+        <w:t>2. 社区站用设备做服务 → 向患者收服务费</w:t>
+      </w:r>
+    </w:p>
+    <w:p>
+      <w:pPr>
+        <w:ind w:left="283"/>
+      </w:pPr>
+      <w:r>
+        <w:rPr>
+          <w:i/>
+          <w:color w:val="555555"/>
+          <w:sz w:val="20"/>
+        </w:rPr>
+        <w:t>3. 服务费中社区站收入部分 → 按比例上缴卫健局</w:t>
+      </w:r>
+    </w:p>
+    <w:p>
+      <w:pPr>
+        <w:ind w:left="283"/>
+      </w:pPr>
+      <w:r>
+        <w:rPr>
+          <w:i/>
+          <w:color w:val="555555"/>
+          <w:sz w:val="20"/>
+        </w:rPr>
+        <w:t>4. 卫健局收到上缴款 → 还专项债本息</w:t>
+      </w:r>
+    </w:p>
+    <w:p>
+      <w:r>
+        <w:rPr>
+          <w:rFonts w:ascii="SimSun" w:hAnsi="SimSun" w:eastAsia="SimSun"/>
+          <w:b w:val="0"/>
+          <w:sz w:val="22"/>
+        </w:rPr>
+        <w:t>&gt;</w:t>
+      </w:r>
+    </w:p>
+    <w:p>
+      <w:pPr>
+        <w:ind w:left="283"/>
+      </w:pPr>
+      <w:r>
+        <w:rPr>
+          <w:i/>
+          <w:color w:val="555555"/>
+          <w:sz w:val="20"/>
+        </w:rPr>
+        <w:t>设备采购是债务支出，设备是资产，**还款来源是社区站上缴的设备使用费**。</w:t>
       </w:r>
     </w:p>
     <w:p>

--- a/docs/XX区基层慢病居家康复服务体系建设专项债券申报方案.docx
+++ b/docs/XX区基层慢病居家康复服务体系建设专项债券申报方案.docx
@@ -3243,7 +3243,7 @@
                 <w:color w:val="FFFFFF"/>
                 <w:sz w:val="19"/>
               </w:rPr>
-              <w:t>圆爱康收取（元）</w:t>
+              <w:t>圆爱康收取（元）— 含设备物流消毒+运营服务+六师共管+数据平台</w:t>
             </w:r>
           </w:p>
         </w:tc>
